--- a/The Economic.docx
+++ b/The Economic.docx
@@ -792,6 +792,794 @@
         </w:rPr>
         <w:t>Reducing production causes lowering the need of labor. Which is more suitable for the current situation in Japan (Aging problem).</w:t>
       </w:r>
+    </w:p>
+    <w:p>
+      <w:pPr>
+        <w:jc w:val="both"/>
+        <w:rPr>
+          <w:rFonts w:ascii="Arial" w:hAnsi="Arial" w:cs="Arial"/>
+          <w:lang w:val="en-US"/>
+        </w:rPr>
+      </w:pPr>
+    </w:p>
+    <w:p>
+      <w:pPr>
+        <w:jc w:val="both"/>
+        <w:rPr>
+          <w:rFonts w:ascii="Arial" w:hAnsi="Arial" w:cs="Arial"/>
+          <w:b/>
+          <w:bCs/>
+          <w:lang w:val="en-US"/>
+        </w:rPr>
+      </w:pPr>
+      <w:r>
+        <w:rPr>
+          <w:rFonts w:ascii="Arial" w:hAnsi="Arial" w:cs="Arial"/>
+          <w:b/>
+          <w:bCs/>
+          <w:lang w:val="en-US"/>
+        </w:rPr>
+        <w:t>European Union (EU)</w:t>
+      </w:r>
+    </w:p>
+    <w:p>
+      <w:pPr>
+        <w:jc w:val="both"/>
+        <w:rPr>
+          <w:rFonts w:ascii="Arial" w:hAnsi="Arial" w:cs="Arial"/>
+          <w:b/>
+          <w:bCs/>
+          <w:lang w:val="en-US"/>
+        </w:rPr>
+      </w:pPr>
+    </w:p>
+    <w:p>
+      <w:pPr>
+        <w:jc w:val="both"/>
+        <w:rPr>
+          <w:rFonts w:ascii="Arial" w:hAnsi="Arial" w:cs="Arial"/>
+          <w:b/>
+          <w:bCs/>
+          <w:lang w:val="en-US"/>
+        </w:rPr>
+      </w:pPr>
+      <w:r>
+        <w:rPr>
+          <w:rFonts w:ascii="Arial" w:hAnsi="Arial" w:cs="Arial"/>
+          <w:b/>
+          <w:bCs/>
+          <w:lang w:val="en-US"/>
+        </w:rPr>
+        <w:t>EU Issues</w:t>
+      </w:r>
+    </w:p>
+    <w:p>
+      <w:pPr>
+        <w:pStyle w:val="ListParagraph"/>
+        <w:numPr>
+          <w:ilvl w:val="0"/>
+          <w:numId w:val="4"/>
+        </w:numPr>
+        <w:jc w:val="both"/>
+        <w:rPr>
+          <w:rFonts w:ascii="Arial" w:hAnsi="Arial" w:cs="Arial"/>
+          <w:lang w:val="en-US"/>
+        </w:rPr>
+      </w:pPr>
+      <w:r>
+        <w:rPr>
+          <w:rFonts w:ascii="Arial" w:hAnsi="Arial" w:cs="Arial"/>
+          <w:lang w:val="en-US"/>
+        </w:rPr>
+        <w:t>Economic slow down</w:t>
+      </w:r>
+    </w:p>
+    <w:p>
+      <w:pPr>
+        <w:pStyle w:val="ListParagraph"/>
+        <w:numPr>
+          <w:ilvl w:val="0"/>
+          <w:numId w:val="4"/>
+        </w:numPr>
+        <w:jc w:val="both"/>
+        <w:rPr>
+          <w:rFonts w:ascii="Arial" w:hAnsi="Arial" w:cs="Arial"/>
+          <w:lang w:val="en-US"/>
+        </w:rPr>
+      </w:pPr>
+      <w:r>
+        <w:rPr>
+          <w:rFonts w:ascii="Arial" w:hAnsi="Arial" w:cs="Arial"/>
+          <w:lang w:val="en-US"/>
+        </w:rPr>
+        <w:t>High Unemployment</w:t>
+      </w:r>
+    </w:p>
+    <w:p>
+      <w:pPr>
+        <w:pStyle w:val="ListParagraph"/>
+        <w:numPr>
+          <w:ilvl w:val="0"/>
+          <w:numId w:val="4"/>
+        </w:numPr>
+        <w:jc w:val="both"/>
+        <w:rPr>
+          <w:rFonts w:ascii="Arial" w:hAnsi="Arial" w:cs="Arial"/>
+          <w:lang w:val="en-US"/>
+        </w:rPr>
+      </w:pPr>
+      <w:r>
+        <w:rPr>
+          <w:rFonts w:ascii="Arial" w:hAnsi="Arial" w:cs="Arial"/>
+          <w:lang w:val="en-US"/>
+        </w:rPr>
+        <w:t>War Ukraine</w:t>
+      </w:r>
+    </w:p>
+    <w:p>
+      <w:pPr>
+        <w:pStyle w:val="ListParagraph"/>
+        <w:numPr>
+          <w:ilvl w:val="0"/>
+          <w:numId w:val="4"/>
+        </w:numPr>
+        <w:jc w:val="both"/>
+        <w:rPr>
+          <w:rFonts w:ascii="Arial" w:hAnsi="Arial" w:cs="Arial"/>
+          <w:lang w:val="en-US"/>
+        </w:rPr>
+      </w:pPr>
+      <w:r>
+        <w:rPr>
+          <w:rFonts w:ascii="Arial" w:hAnsi="Arial" w:cs="Arial"/>
+          <w:lang w:val="en-US"/>
+        </w:rPr>
+        <w:t>Energy Dependency</w:t>
+      </w:r>
+    </w:p>
+    <w:p>
+      <w:pPr>
+        <w:jc w:val="both"/>
+        <w:rPr>
+          <w:rFonts w:ascii="Arial" w:hAnsi="Arial" w:cs="Arial"/>
+          <w:lang w:val="en-US"/>
+        </w:rPr>
+      </w:pPr>
+    </w:p>
+    <w:p>
+      <w:pPr>
+        <w:jc w:val="both"/>
+        <w:rPr>
+          <w:rFonts w:ascii="Arial" w:hAnsi="Arial" w:cs="Arial"/>
+          <w:lang w:val="en-US"/>
+        </w:rPr>
+      </w:pPr>
+      <w:r>
+        <w:rPr>
+          <w:rFonts w:ascii="Arial" w:hAnsi="Arial" w:cs="Arial"/>
+          <w:lang w:val="en-US"/>
+        </w:rPr>
+        <w:t>Countries that are facing most problem:</w:t>
+      </w:r>
+    </w:p>
+    <w:p>
+      <w:pPr>
+        <w:pStyle w:val="ListParagraph"/>
+        <w:numPr>
+          <w:ilvl w:val="0"/>
+          <w:numId w:val="5"/>
+        </w:numPr>
+        <w:jc w:val="both"/>
+        <w:rPr>
+          <w:rFonts w:ascii="Arial" w:hAnsi="Arial" w:cs="Arial"/>
+          <w:lang w:val="en-US"/>
+        </w:rPr>
+      </w:pPr>
+      <w:r>
+        <w:rPr>
+          <w:rFonts w:ascii="Arial" w:hAnsi="Arial" w:cs="Arial"/>
+          <w:lang w:val="en-US"/>
+        </w:rPr>
+        <w:t>Spain</w:t>
+      </w:r>
+    </w:p>
+    <w:p>
+      <w:pPr>
+        <w:pStyle w:val="ListParagraph"/>
+        <w:numPr>
+          <w:ilvl w:val="0"/>
+          <w:numId w:val="5"/>
+        </w:numPr>
+        <w:jc w:val="both"/>
+        <w:rPr>
+          <w:rFonts w:ascii="Arial" w:hAnsi="Arial" w:cs="Arial"/>
+          <w:lang w:val="en-US"/>
+        </w:rPr>
+      </w:pPr>
+      <w:r>
+        <w:rPr>
+          <w:rFonts w:ascii="Arial" w:hAnsi="Arial" w:cs="Arial"/>
+          <w:lang w:val="en-US"/>
+        </w:rPr>
+        <w:t>Italy</w:t>
+      </w:r>
+    </w:p>
+    <w:p>
+      <w:pPr>
+        <w:pStyle w:val="ListParagraph"/>
+        <w:numPr>
+          <w:ilvl w:val="0"/>
+          <w:numId w:val="5"/>
+        </w:numPr>
+        <w:jc w:val="both"/>
+        <w:rPr>
+          <w:rFonts w:ascii="Arial" w:hAnsi="Arial" w:cs="Arial"/>
+          <w:lang w:val="en-US"/>
+        </w:rPr>
+      </w:pPr>
+      <w:r>
+        <w:rPr>
+          <w:rFonts w:ascii="Arial" w:hAnsi="Arial" w:cs="Arial"/>
+          <w:lang w:val="en-US"/>
+        </w:rPr>
+        <w:t>Portugal</w:t>
+      </w:r>
+    </w:p>
+    <w:p>
+      <w:pPr>
+        <w:pStyle w:val="ListParagraph"/>
+        <w:numPr>
+          <w:ilvl w:val="0"/>
+          <w:numId w:val="5"/>
+        </w:numPr>
+        <w:jc w:val="both"/>
+        <w:rPr>
+          <w:rFonts w:ascii="Arial" w:hAnsi="Arial" w:cs="Arial"/>
+          <w:lang w:val="en-US"/>
+        </w:rPr>
+      </w:pPr>
+      <w:r>
+        <w:rPr>
+          <w:rFonts w:ascii="Arial" w:hAnsi="Arial" w:cs="Arial"/>
+          <w:lang w:val="en-US"/>
+        </w:rPr>
+        <w:t>Greece</w:t>
+      </w:r>
+    </w:p>
+    <w:p>
+      <w:pPr>
+        <w:pStyle w:val="ListParagraph"/>
+        <w:numPr>
+          <w:ilvl w:val="0"/>
+          <w:numId w:val="5"/>
+        </w:numPr>
+        <w:jc w:val="both"/>
+        <w:rPr>
+          <w:rFonts w:ascii="Arial" w:hAnsi="Arial" w:cs="Arial"/>
+          <w:lang w:val="en-US"/>
+        </w:rPr>
+      </w:pPr>
+      <w:r>
+        <w:rPr>
+          <w:rFonts w:ascii="Arial" w:hAnsi="Arial" w:cs="Arial"/>
+          <w:lang w:val="en-US"/>
+        </w:rPr>
+        <w:t>Cyprus</w:t>
+      </w:r>
+    </w:p>
+    <w:p>
+      <w:pPr>
+        <w:pStyle w:val="ListParagraph"/>
+        <w:numPr>
+          <w:ilvl w:val="0"/>
+          <w:numId w:val="5"/>
+        </w:numPr>
+        <w:jc w:val="both"/>
+        <w:rPr>
+          <w:rFonts w:ascii="Arial" w:hAnsi="Arial" w:cs="Arial"/>
+          <w:lang w:val="en-US"/>
+        </w:rPr>
+      </w:pPr>
+      <w:r>
+        <w:rPr>
+          <w:rFonts w:ascii="Arial" w:hAnsi="Arial" w:cs="Arial"/>
+          <w:lang w:val="en-US"/>
+        </w:rPr>
+        <w:t>Malta</w:t>
+      </w:r>
+    </w:p>
+    <w:p>
+      <w:pPr>
+        <w:rPr>
+          <w:rFonts w:ascii="Arial" w:hAnsi="Arial" w:cs="Arial"/>
+          <w:lang w:val="en-US"/>
+        </w:rPr>
+      </w:pPr>
+      <w:r>
+        <w:rPr>
+          <w:rFonts w:ascii="Arial" w:hAnsi="Arial" w:cs="Arial"/>
+          <w:lang w:val="en-US"/>
+        </w:rPr>
+        <w:br w:type="page"/>
+      </w:r>
+    </w:p>
+    <w:p>
+      <w:pPr>
+        <w:jc w:val="both"/>
+        <w:rPr>
+          <w:rFonts w:ascii="Arial" w:hAnsi="Arial" w:cs="Arial"/>
+          <w:lang w:val="en-US"/>
+        </w:rPr>
+      </w:pPr>
+      <w:r>
+        <w:rPr>
+          <w:rFonts w:ascii="Arial" w:hAnsi="Arial" w:cs="Arial"/>
+          <w:lang w:val="en-US"/>
+        </w:rPr>
+        <w:lastRenderedPageBreak/>
+        <w:t>Largest economy in Europe</w:t>
+      </w:r>
+      <w:r>
+        <w:rPr>
+          <w:rFonts w:ascii="Arial" w:hAnsi="Arial" w:cs="Arial"/>
+          <w:lang w:val="en-US"/>
+        </w:rPr>
+        <w:t xml:space="preserve"> </w:t>
+      </w:r>
+      <w:r>
+        <w:rPr>
+          <w:rFonts w:ascii="Arial" w:hAnsi="Arial" w:cs="Arial"/>
+          <w:lang w:val="en-US"/>
+        </w:rPr>
+        <w:t xml:space="preserve">that </w:t>
+      </w:r>
+      <w:r>
+        <w:rPr>
+          <w:rFonts w:ascii="Arial" w:hAnsi="Arial" w:cs="Arial"/>
+          <w:lang w:val="en-US"/>
+        </w:rPr>
+        <w:t xml:space="preserve"> provide</w:t>
+      </w:r>
+      <w:r>
+        <w:rPr>
+          <w:rFonts w:ascii="Arial" w:hAnsi="Arial" w:cs="Arial"/>
+          <w:lang w:val="en-US"/>
+        </w:rPr>
+        <w:t>s</w:t>
+      </w:r>
+      <w:r>
+        <w:rPr>
+          <w:rFonts w:ascii="Arial" w:hAnsi="Arial" w:cs="Arial"/>
+          <w:lang w:val="en-US"/>
+        </w:rPr>
+        <w:t xml:space="preserve"> financial support to other EU nations.</w:t>
+      </w:r>
+    </w:p>
+    <w:p>
+      <w:pPr>
+        <w:pStyle w:val="ListParagraph"/>
+        <w:numPr>
+          <w:ilvl w:val="0"/>
+          <w:numId w:val="6"/>
+        </w:numPr>
+        <w:jc w:val="both"/>
+        <w:rPr>
+          <w:rFonts w:ascii="Arial" w:hAnsi="Arial" w:cs="Arial"/>
+          <w:lang w:val="en-US"/>
+        </w:rPr>
+      </w:pPr>
+      <w:r>
+        <w:rPr>
+          <w:rFonts w:ascii="Arial" w:hAnsi="Arial" w:cs="Arial"/>
+          <w:lang w:val="en-US"/>
+        </w:rPr>
+        <w:t>Germany (Euro)</w:t>
+      </w:r>
+    </w:p>
+    <w:p>
+      <w:pPr>
+        <w:pStyle w:val="ListParagraph"/>
+        <w:numPr>
+          <w:ilvl w:val="0"/>
+          <w:numId w:val="6"/>
+        </w:numPr>
+        <w:jc w:val="both"/>
+        <w:rPr>
+          <w:rFonts w:ascii="Arial" w:hAnsi="Arial" w:cs="Arial"/>
+          <w:lang w:val="en-US"/>
+        </w:rPr>
+      </w:pPr>
+      <w:r>
+        <w:rPr>
+          <w:rFonts w:ascii="Arial" w:hAnsi="Arial" w:cs="Arial"/>
+          <w:lang w:val="en-US"/>
+        </w:rPr>
+        <w:t>France (Euro)</w:t>
+      </w:r>
+    </w:p>
+    <w:p>
+      <w:pPr>
+        <w:pStyle w:val="ListParagraph"/>
+        <w:numPr>
+          <w:ilvl w:val="0"/>
+          <w:numId w:val="6"/>
+        </w:numPr>
+        <w:jc w:val="both"/>
+        <w:rPr>
+          <w:rFonts w:ascii="Arial" w:hAnsi="Arial" w:cs="Arial"/>
+          <w:lang w:val="en-US"/>
+        </w:rPr>
+      </w:pPr>
+      <w:r>
+        <w:rPr>
+          <w:rFonts w:ascii="Arial" w:hAnsi="Arial" w:cs="Arial"/>
+          <w:lang w:val="en-US"/>
+        </w:rPr>
+        <w:t>Italy (Euro)</w:t>
+      </w:r>
+    </w:p>
+    <w:p>
+      <w:pPr>
+        <w:pStyle w:val="ListParagraph"/>
+        <w:numPr>
+          <w:ilvl w:val="0"/>
+          <w:numId w:val="6"/>
+        </w:numPr>
+        <w:jc w:val="both"/>
+        <w:rPr>
+          <w:rFonts w:ascii="Arial" w:hAnsi="Arial" w:cs="Arial"/>
+          <w:lang w:val="en-US"/>
+        </w:rPr>
+      </w:pPr>
+      <w:r>
+        <w:rPr>
+          <w:rFonts w:ascii="Arial" w:hAnsi="Arial" w:cs="Arial"/>
+          <w:lang w:val="en-US"/>
+        </w:rPr>
+        <w:t>Spain (Euro)</w:t>
+      </w:r>
+    </w:p>
+    <w:p>
+      <w:pPr>
+        <w:pStyle w:val="ListParagraph"/>
+        <w:numPr>
+          <w:ilvl w:val="0"/>
+          <w:numId w:val="6"/>
+        </w:numPr>
+        <w:jc w:val="both"/>
+        <w:rPr>
+          <w:rFonts w:ascii="Arial" w:hAnsi="Arial" w:cs="Arial"/>
+          <w:lang w:val="en-US"/>
+        </w:rPr>
+      </w:pPr>
+      <w:r>
+        <w:rPr>
+          <w:rFonts w:ascii="Arial" w:hAnsi="Arial" w:cs="Arial"/>
+          <w:lang w:val="en-US"/>
+        </w:rPr>
+        <w:t>Netherlands (Euro)</w:t>
+      </w:r>
+    </w:p>
+    <w:p>
+      <w:pPr>
+        <w:jc w:val="both"/>
+        <w:rPr>
+          <w:rFonts w:ascii="Arial" w:hAnsi="Arial" w:cs="Arial"/>
+          <w:lang w:val="en-US"/>
+        </w:rPr>
+      </w:pPr>
+    </w:p>
+    <w:p>
+      <w:pPr>
+        <w:jc w:val="both"/>
+        <w:rPr>
+          <w:rFonts w:ascii="Arial" w:hAnsi="Arial" w:cs="Arial"/>
+          <w:lang w:val="en-US"/>
+        </w:rPr>
+      </w:pPr>
+      <w:r>
+        <w:rPr>
+          <w:rFonts w:ascii="Arial" w:hAnsi="Arial" w:cs="Arial"/>
+          <w:lang w:val="en-US"/>
+        </w:rPr>
+        <w:t>The four top EU countries provide financial support to other EU nations.</w:t>
+      </w:r>
+    </w:p>
+    <w:p>
+      <w:pPr>
+        <w:pStyle w:val="ListParagraph"/>
+        <w:numPr>
+          <w:ilvl w:val="0"/>
+          <w:numId w:val="7"/>
+        </w:numPr>
+        <w:jc w:val="both"/>
+        <w:rPr>
+          <w:rFonts w:ascii="Arial" w:hAnsi="Arial" w:cs="Arial"/>
+          <w:lang w:val="en-US"/>
+        </w:rPr>
+      </w:pPr>
+      <w:r>
+        <w:rPr>
+          <w:rFonts w:ascii="Arial" w:hAnsi="Arial" w:cs="Arial"/>
+          <w:lang w:val="en-US"/>
+        </w:rPr>
+        <w:t>Germany =&gt; Portugal and Greece</w:t>
+      </w:r>
+    </w:p>
+    <w:p>
+      <w:pPr>
+        <w:pStyle w:val="ListParagraph"/>
+        <w:numPr>
+          <w:ilvl w:val="0"/>
+          <w:numId w:val="7"/>
+        </w:numPr>
+        <w:jc w:val="both"/>
+        <w:rPr>
+          <w:rFonts w:ascii="Arial" w:hAnsi="Arial" w:cs="Arial"/>
+          <w:lang w:val="en-US"/>
+        </w:rPr>
+      </w:pPr>
+      <w:r>
+        <w:rPr>
+          <w:rFonts w:ascii="Arial" w:hAnsi="Arial" w:cs="Arial"/>
+          <w:lang w:val="en-US"/>
+        </w:rPr>
+        <w:t>France =&gt; Hungary and Slovakia</w:t>
+      </w:r>
+    </w:p>
+    <w:p>
+      <w:pPr>
+        <w:pStyle w:val="ListParagraph"/>
+        <w:numPr>
+          <w:ilvl w:val="0"/>
+          <w:numId w:val="7"/>
+        </w:numPr>
+        <w:jc w:val="both"/>
+        <w:rPr>
+          <w:rFonts w:ascii="Arial" w:hAnsi="Arial" w:cs="Arial"/>
+          <w:lang w:val="en-US"/>
+        </w:rPr>
+      </w:pPr>
+      <w:r>
+        <w:rPr>
+          <w:rFonts w:ascii="Arial" w:hAnsi="Arial" w:cs="Arial"/>
+          <w:lang w:val="en-US"/>
+        </w:rPr>
+        <w:t>Italy =&gt; Bulgaria and Luxemburg</w:t>
+      </w:r>
+    </w:p>
+    <w:p>
+      <w:pPr>
+        <w:pStyle w:val="ListParagraph"/>
+        <w:numPr>
+          <w:ilvl w:val="0"/>
+          <w:numId w:val="7"/>
+        </w:numPr>
+        <w:jc w:val="both"/>
+        <w:rPr>
+          <w:rFonts w:ascii="Arial" w:hAnsi="Arial" w:cs="Arial"/>
+          <w:lang w:val="en-US"/>
+        </w:rPr>
+      </w:pPr>
+      <w:r>
+        <w:rPr>
+          <w:rFonts w:ascii="Arial" w:hAnsi="Arial" w:cs="Arial"/>
+          <w:lang w:val="en-US"/>
+        </w:rPr>
+        <w:t>Spain =&gt; Croatia, Lithuania</w:t>
+      </w:r>
+    </w:p>
+    <w:p>
+      <w:pPr>
+        <w:jc w:val="both"/>
+        <w:rPr>
+          <w:rFonts w:ascii="Arial" w:hAnsi="Arial" w:cs="Arial"/>
+          <w:lang w:val="en-US"/>
+        </w:rPr>
+      </w:pPr>
+    </w:p>
+    <w:p>
+      <w:pPr>
+        <w:jc w:val="both"/>
+        <w:rPr>
+          <w:rFonts w:ascii="Arial" w:hAnsi="Arial" w:cs="Arial"/>
+          <w:b/>
+          <w:bCs/>
+          <w:lang w:val="en-US"/>
+        </w:rPr>
+      </w:pPr>
+      <w:r>
+        <w:rPr>
+          <w:rFonts w:ascii="Arial" w:hAnsi="Arial" w:cs="Arial"/>
+          <w:b/>
+          <w:bCs/>
+          <w:lang w:val="en-US"/>
+        </w:rPr>
+        <w:t>Ways of financial support</w:t>
+      </w:r>
+    </w:p>
+    <w:p>
+      <w:pPr>
+        <w:jc w:val="both"/>
+        <w:rPr>
+          <w:rFonts w:ascii="Arial" w:hAnsi="Arial" w:cs="Arial"/>
+          <w:lang w:val="en-US"/>
+        </w:rPr>
+      </w:pPr>
+      <w:r>
+        <w:rPr>
+          <w:rFonts w:ascii="Arial" w:hAnsi="Arial" w:cs="Arial"/>
+          <w:lang w:val="en-US"/>
+        </w:rPr>
+        <w:t xml:space="preserve">Those countries need financial support usually used for country development; those countries are not lack of food and natural resources. Country development means building houses and transportation (Railway, Roads and Bridges). Those that need financial aid nations will issue </w:t>
+      </w:r>
+      <w:r>
+        <w:rPr>
+          <w:rFonts w:ascii="Arial" w:hAnsi="Arial" w:cs="Arial"/>
+          <w:b/>
+          <w:bCs/>
+          <w:lang w:val="en-US"/>
+        </w:rPr>
+        <w:t>Bonds</w:t>
+      </w:r>
+      <w:r>
+        <w:rPr>
+          <w:rFonts w:ascii="Arial" w:hAnsi="Arial" w:cs="Arial"/>
+          <w:b/>
+          <w:bCs/>
+          <w:lang w:val="en-US"/>
+        </w:rPr>
+        <w:t xml:space="preserve"> </w:t>
+      </w:r>
+      <w:r>
+        <w:rPr>
+          <w:rFonts w:ascii="Arial" w:hAnsi="Arial" w:cs="Arial"/>
+          <w:lang w:val="en-US"/>
+        </w:rPr>
+        <w:t>for construction development with a little or no interest rate for their country but promise to return the money when economic recovers. This construction development will boost employment rate. With high employment rate, it will also boost economic activities for the</w:t>
+      </w:r>
+      <w:r>
+        <w:rPr>
+          <w:rFonts w:ascii="Arial" w:hAnsi="Arial" w:cs="Arial"/>
+          <w:lang w:val="en-US"/>
+        </w:rPr>
+        <w:t>ir</w:t>
+      </w:r>
+      <w:r>
+        <w:rPr>
+          <w:rFonts w:ascii="Arial" w:hAnsi="Arial" w:cs="Arial"/>
+          <w:lang w:val="en-US"/>
+        </w:rPr>
+        <w:t xml:space="preserve"> own country. This greatly lowers the burden of the government of each nation. Nations</w:t>
+      </w:r>
+      <w:r>
+        <w:rPr>
+          <w:rFonts w:ascii="Arial" w:hAnsi="Arial" w:cs="Arial"/>
+          <w:lang w:val="en-US"/>
+        </w:rPr>
+        <w:t xml:space="preserve"> can also attract money through long term investment for their country. Investment includes port harbor, transportation facilit</w:t>
+      </w:r>
+      <w:r>
+        <w:rPr>
+          <w:rFonts w:ascii="Arial" w:hAnsi="Arial" w:cs="Arial"/>
+          <w:lang w:val="en-US"/>
+        </w:rPr>
+        <w:t>ies</w:t>
+      </w:r>
+      <w:r>
+        <w:rPr>
+          <w:rFonts w:ascii="Arial" w:hAnsi="Arial" w:cs="Arial"/>
+          <w:lang w:val="en-US"/>
+        </w:rPr>
+        <w:t xml:space="preserve"> (Railway, Road and Bridges), energy (electricity, water and wind), public facilities (Communication “mobile”, Sporting center</w:t>
+      </w:r>
+      <w:r>
+        <w:rPr>
+          <w:rFonts w:ascii="Arial" w:hAnsi="Arial" w:cs="Arial"/>
+          <w:lang w:val="en-US"/>
+        </w:rPr>
+        <w:t xml:space="preserve"> “soccer”</w:t>
+      </w:r>
+      <w:r>
+        <w:rPr>
+          <w:rFonts w:ascii="Arial" w:hAnsi="Arial" w:cs="Arial"/>
+          <w:lang w:val="en-US"/>
+        </w:rPr>
+        <w:t xml:space="preserve">, </w:t>
+      </w:r>
+      <w:r>
+        <w:rPr>
+          <w:rFonts w:ascii="Arial" w:hAnsi="Arial" w:cs="Arial"/>
+          <w:lang w:val="en-US"/>
+        </w:rPr>
+        <w:t>Museum</w:t>
+      </w:r>
+      <w:r>
+        <w:rPr>
+          <w:rFonts w:ascii="Arial" w:hAnsi="Arial" w:cs="Arial"/>
+          <w:lang w:val="en-US"/>
+        </w:rPr>
+        <w:t>.</w:t>
+      </w:r>
+      <w:r>
+        <w:rPr>
+          <w:rFonts w:ascii="Arial" w:hAnsi="Arial" w:cs="Arial"/>
+          <w:lang w:val="en-US"/>
+        </w:rPr>
+        <w:t>.</w:t>
+      </w:r>
+      <w:r>
+        <w:rPr>
+          <w:rFonts w:ascii="Arial" w:hAnsi="Arial" w:cs="Arial"/>
+          <w:lang w:val="en-US"/>
+        </w:rPr>
+        <w:t>.</w:t>
+      </w:r>
+      <w:r>
+        <w:rPr>
+          <w:rFonts w:ascii="Arial" w:hAnsi="Arial" w:cs="Arial"/>
+          <w:lang w:val="en-US"/>
+        </w:rPr>
+        <w:t>etc.</w:t>
+      </w:r>
+      <w:r>
+        <w:rPr>
+          <w:rFonts w:ascii="Arial" w:hAnsi="Arial" w:cs="Arial"/>
+          <w:lang w:val="en-US"/>
+        </w:rPr>
+        <w:t>)</w:t>
+      </w:r>
+      <w:r>
+        <w:rPr>
+          <w:rFonts w:ascii="Arial" w:hAnsi="Arial" w:cs="Arial"/>
+          <w:lang w:val="en-US"/>
+        </w:rPr>
+        <w:t xml:space="preserve">, all sort of business investment (airline, hotel, housing…etc.). The greatest advantage of attracting investment from EU countries is because all uses Euro as currency, this </w:t>
+      </w:r>
+      <w:r>
+        <w:rPr>
+          <w:rFonts w:ascii="Arial" w:hAnsi="Arial" w:cs="Arial"/>
+          <w:lang w:val="en-US"/>
+        </w:rPr>
+        <w:t>provides</w:t>
+      </w:r>
+      <w:r>
+        <w:rPr>
+          <w:rFonts w:ascii="Arial" w:hAnsi="Arial" w:cs="Arial"/>
+          <w:lang w:val="en-US"/>
+        </w:rPr>
+        <w:t xml:space="preserve"> stable currency without the impact of the </w:t>
+      </w:r>
+      <w:r>
+        <w:rPr>
+          <w:rFonts w:ascii="Arial" w:hAnsi="Arial" w:cs="Arial"/>
+          <w:lang w:val="en-US"/>
+        </w:rPr>
+        <w:t xml:space="preserve">outside </w:t>
+      </w:r>
+      <w:r>
+        <w:rPr>
+          <w:rFonts w:ascii="Arial" w:hAnsi="Arial" w:cs="Arial"/>
+          <w:lang w:val="en-US"/>
+        </w:rPr>
+        <w:t xml:space="preserve">world economic </w:t>
+      </w:r>
+      <w:r>
+        <w:rPr>
+          <w:rFonts w:ascii="Arial" w:hAnsi="Arial" w:cs="Arial"/>
+          <w:lang w:val="en-US"/>
+        </w:rPr>
+        <w:t xml:space="preserve">environment, which causes fluctuation. </w:t>
+      </w:r>
+    </w:p>
+    <w:p>
+      <w:pPr>
+        <w:jc w:val="both"/>
+        <w:rPr>
+          <w:rFonts w:ascii="Arial" w:hAnsi="Arial" w:cs="Arial"/>
+          <w:lang w:val="en-US"/>
+        </w:rPr>
+      </w:pPr>
     </w:p>
     <w:sectPr>
       <w:pgSz w:w="11906" w:h="16838"/>
@@ -806,6 +1594,119 @@
 <file path=word/numbering.xml><?xml version="1.0" encoding="utf-8"?>
 <w:numbering xmlns:wpc="http://schemas.microsoft.com/office/word/2010/wordprocessingCanvas" xmlns:cx="http://schemas.microsoft.com/office/drawing/2014/chartex" xmlns:cx1="http://schemas.microsoft.com/office/drawing/2015/9/8/chartex" xmlns:cx2="http://schemas.microsoft.com/office/drawing/2015/10/21/chartex" xmlns:cx3="http://schemas.microsoft.com/office/drawing/2016/5/9/chartex" xmlns:cx4="http://schemas.microsoft.com/office/drawing/2016/5/10/chartex" xmlns:cx5="http://schemas.microsoft.com/office/drawing/2016/5/11/chartex" xmlns:cx6="http://schemas.microsoft.com/office/drawing/2016/5/12/chartex" xmlns:cx7="http://schemas.microsoft.com/office/drawing/2016/5/13/chartex" xmlns:cx8="http://schemas.microsoft.com/office/drawing/2016/5/14/chartex" xmlns:mc="http://schemas.openxmlformats.org/markup-compatibility/2006" xmlns:m="http://schemas.openxmlformats.org/officeDocument/2006/math" xmlns:aink="http://schemas.microsoft.com/office/drawing/2016/ink" xmlns:am3d="http://schemas.microsoft.com/office/drawing/2017/model3d" xmlns:oel="http://schemas.microsoft.com/office/2019/extlst" xmlns:r="http://schemas.openxmlformats.org/officeDocument/2006/relationships" xmlns:wp14="http://schemas.microsoft.com/office/word/2010/wordprocessingDrawing" xmlns:wp="http://schemas.openxmlformats.org/drawingml/2006/wordprocessingDrawing" xmlns:wpg="http://schemas.microsoft.com/office/word/2010/wordprocessingGroup" xmlns:wpi="http://schemas.microsoft.com/office/word/2010/wordprocessingInk" xmlns:wps="http://schemas.microsoft.com/office/word/2010/wordprocessingShape" xmlns:o="urn:schemas-microsoft-com:office:office" xmlns:v="urn:schemas-microsoft-com:vml" xmlns:w10="urn:schemas-microsoft-com:office:word" xmlns:w="http://schemas.openxmlformats.org/wordprocessingml/2006/main" xmlns:w14="http://schemas.microsoft.com/office/word/2010/wordml" xmlns:w15="http://schemas.microsoft.com/office/word/2012/wordml" xmlns:w16cei="http://schemas.microsoft.com/office/word/2026/wordml/cei" xmlns:w16cex="http://schemas.microsoft.com/office/word/2018/wordml/cex" xmlns:w16cid="http://schemas.microsoft.com/office/word/2016/wordml/cid" xmlns:w16="http://schemas.microsoft.com/office/word/2018/wordml" xmlns:w16sdtdh="http://schemas.microsoft.com/office/word/2020/wordml/sdtdatahash" xmlns:w16sdtfl="http://schemas.microsoft.com/office/word/2024/wordml/sdtformatlock" xmlns:w16se="http://schemas.microsoft.com/office/word/2015/wordml/symex" xmlns:w16du="http://schemas.microsoft.com/office/word/2023/wordml/word16du" xmlns:wne="http://schemas.microsoft.com/office/word/2006/wordml" mc:Ignorable="w14 w15 w16se w16cid w16 w16cex w16sdtdh w16sdtfl w16du wp14">
   <w:abstractNum w:abstractNumId="0" w15:restartNumberingAfterBreak="0">
+    <w:nsid w:val="16AF696E"/>
+    <w:multiLevelType w:val="hybridMultilevel"/>
+    <w:tmpl w:val="D1EE18B8"/>
+    <w:lvl w:ilvl="0" w:tplc="08090001">
+      <w:start w:val="1"/>
+      <w:numFmt w:val="bullet"/>
+      <w:lvlText w:val=""/>
+      <w:lvlJc w:val="left"/>
+      <w:pPr>
+        <w:ind w:left="720" w:hanging="360"/>
+      </w:pPr>
+      <w:rPr>
+        <w:rFonts w:ascii="Symbol" w:hAnsi="Symbol" w:hint="default"/>
+      </w:rPr>
+    </w:lvl>
+    <w:lvl w:ilvl="1" w:tplc="08090003" w:tentative="1">
+      <w:start w:val="1"/>
+      <w:numFmt w:val="bullet"/>
+      <w:lvlText w:val="o"/>
+      <w:lvlJc w:val="left"/>
+      <w:pPr>
+        <w:ind w:left="1440" w:hanging="360"/>
+      </w:pPr>
+      <w:rPr>
+        <w:rFonts w:ascii="Courier New" w:hAnsi="Courier New" w:hint="default"/>
+      </w:rPr>
+    </w:lvl>
+    <w:lvl w:ilvl="2" w:tplc="08090005" w:tentative="1">
+      <w:start w:val="1"/>
+      <w:numFmt w:val="bullet"/>
+      <w:lvlText w:val=""/>
+      <w:lvlJc w:val="left"/>
+      <w:pPr>
+        <w:ind w:left="2160" w:hanging="360"/>
+      </w:pPr>
+      <w:rPr>
+        <w:rFonts w:ascii="Wingdings" w:hAnsi="Wingdings" w:hint="default"/>
+      </w:rPr>
+    </w:lvl>
+    <w:lvl w:ilvl="3" w:tplc="08090001" w:tentative="1">
+      <w:start w:val="1"/>
+      <w:numFmt w:val="bullet"/>
+      <w:lvlText w:val=""/>
+      <w:lvlJc w:val="left"/>
+      <w:pPr>
+        <w:ind w:left="2880" w:hanging="360"/>
+      </w:pPr>
+      <w:rPr>
+        <w:rFonts w:ascii="Symbol" w:hAnsi="Symbol" w:hint="default"/>
+      </w:rPr>
+    </w:lvl>
+    <w:lvl w:ilvl="4" w:tplc="08090003" w:tentative="1">
+      <w:start w:val="1"/>
+      <w:numFmt w:val="bullet"/>
+      <w:lvlText w:val="o"/>
+      <w:lvlJc w:val="left"/>
+      <w:pPr>
+        <w:ind w:left="3600" w:hanging="360"/>
+      </w:pPr>
+      <w:rPr>
+        <w:rFonts w:ascii="Courier New" w:hAnsi="Courier New" w:hint="default"/>
+      </w:rPr>
+    </w:lvl>
+    <w:lvl w:ilvl="5" w:tplc="08090005" w:tentative="1">
+      <w:start w:val="1"/>
+      <w:numFmt w:val="bullet"/>
+      <w:lvlText w:val=""/>
+      <w:lvlJc w:val="left"/>
+      <w:pPr>
+        <w:ind w:left="4320" w:hanging="360"/>
+      </w:pPr>
+      <w:rPr>
+        <w:rFonts w:ascii="Wingdings" w:hAnsi="Wingdings" w:hint="default"/>
+      </w:rPr>
+    </w:lvl>
+    <w:lvl w:ilvl="6" w:tplc="08090001" w:tentative="1">
+      <w:start w:val="1"/>
+      <w:numFmt w:val="bullet"/>
+      <w:lvlText w:val=""/>
+      <w:lvlJc w:val="left"/>
+      <w:pPr>
+        <w:ind w:left="5040" w:hanging="360"/>
+      </w:pPr>
+      <w:rPr>
+        <w:rFonts w:ascii="Symbol" w:hAnsi="Symbol" w:hint="default"/>
+      </w:rPr>
+    </w:lvl>
+    <w:lvl w:ilvl="7" w:tplc="08090003" w:tentative="1">
+      <w:start w:val="1"/>
+      <w:numFmt w:val="bullet"/>
+      <w:lvlText w:val="o"/>
+      <w:lvlJc w:val="left"/>
+      <w:pPr>
+        <w:ind w:left="5760" w:hanging="360"/>
+      </w:pPr>
+      <w:rPr>
+        <w:rFonts w:ascii="Courier New" w:hAnsi="Courier New" w:hint="default"/>
+      </w:rPr>
+    </w:lvl>
+    <w:lvl w:ilvl="8" w:tplc="08090005" w:tentative="1">
+      <w:start w:val="1"/>
+      <w:numFmt w:val="bullet"/>
+      <w:lvlText w:val=""/>
+      <w:lvlJc w:val="left"/>
+      <w:pPr>
+        <w:ind w:left="6480" w:hanging="360"/>
+      </w:pPr>
+      <w:rPr>
+        <w:rFonts w:ascii="Wingdings" w:hAnsi="Wingdings" w:hint="default"/>
+      </w:rPr>
+    </w:lvl>
+  </w:abstractNum>
+  <w:abstractNum w:abstractNumId="1" w15:restartNumberingAfterBreak="0">
     <w:nsid w:val="4455430B"/>
     <w:multiLevelType w:val="hybridMultilevel"/>
     <w:tmpl w:val="6A20BC74"/>
@@ -891,7 +1792,7 @@
       </w:pPr>
     </w:lvl>
   </w:abstractNum>
-  <w:abstractNum w:abstractNumId="1" w15:restartNumberingAfterBreak="0">
+  <w:abstractNum w:abstractNumId="2" w15:restartNumberingAfterBreak="0">
     <w:nsid w:val="5400418D"/>
     <w:multiLevelType w:val="hybridMultilevel"/>
     <w:tmpl w:val="797031CC"/>
@@ -977,7 +1878,7 @@
       </w:pPr>
     </w:lvl>
   </w:abstractNum>
-  <w:abstractNum w:abstractNumId="2" w15:restartNumberingAfterBreak="0">
+  <w:abstractNum w:abstractNumId="3" w15:restartNumberingAfterBreak="0">
     <w:nsid w:val="5A0A0B3A"/>
     <w:multiLevelType w:val="hybridMultilevel"/>
     <w:tmpl w:val="AF76EBC4"/>
@@ -1063,14 +1964,311 @@
       </w:pPr>
     </w:lvl>
   </w:abstractNum>
+  <w:abstractNum w:abstractNumId="4" w15:restartNumberingAfterBreak="0">
+    <w:nsid w:val="5C6A1B8C"/>
+    <w:multiLevelType w:val="hybridMultilevel"/>
+    <w:tmpl w:val="F2D0DBC6"/>
+    <w:lvl w:ilvl="0" w:tplc="08090001">
+      <w:start w:val="1"/>
+      <w:numFmt w:val="bullet"/>
+      <w:lvlText w:val=""/>
+      <w:lvlJc w:val="left"/>
+      <w:pPr>
+        <w:ind w:left="720" w:hanging="360"/>
+      </w:pPr>
+      <w:rPr>
+        <w:rFonts w:ascii="Symbol" w:hAnsi="Symbol" w:hint="default"/>
+      </w:rPr>
+    </w:lvl>
+    <w:lvl w:ilvl="1" w:tplc="08090003" w:tentative="1">
+      <w:start w:val="1"/>
+      <w:numFmt w:val="bullet"/>
+      <w:lvlText w:val="o"/>
+      <w:lvlJc w:val="left"/>
+      <w:pPr>
+        <w:ind w:left="1440" w:hanging="360"/>
+      </w:pPr>
+      <w:rPr>
+        <w:rFonts w:ascii="Courier New" w:hAnsi="Courier New" w:hint="default"/>
+      </w:rPr>
+    </w:lvl>
+    <w:lvl w:ilvl="2" w:tplc="08090005" w:tentative="1">
+      <w:start w:val="1"/>
+      <w:numFmt w:val="bullet"/>
+      <w:lvlText w:val=""/>
+      <w:lvlJc w:val="left"/>
+      <w:pPr>
+        <w:ind w:left="2160" w:hanging="360"/>
+      </w:pPr>
+      <w:rPr>
+        <w:rFonts w:ascii="Wingdings" w:hAnsi="Wingdings" w:hint="default"/>
+      </w:rPr>
+    </w:lvl>
+    <w:lvl w:ilvl="3" w:tplc="08090001" w:tentative="1">
+      <w:start w:val="1"/>
+      <w:numFmt w:val="bullet"/>
+      <w:lvlText w:val=""/>
+      <w:lvlJc w:val="left"/>
+      <w:pPr>
+        <w:ind w:left="2880" w:hanging="360"/>
+      </w:pPr>
+      <w:rPr>
+        <w:rFonts w:ascii="Symbol" w:hAnsi="Symbol" w:hint="default"/>
+      </w:rPr>
+    </w:lvl>
+    <w:lvl w:ilvl="4" w:tplc="08090003" w:tentative="1">
+      <w:start w:val="1"/>
+      <w:numFmt w:val="bullet"/>
+      <w:lvlText w:val="o"/>
+      <w:lvlJc w:val="left"/>
+      <w:pPr>
+        <w:ind w:left="3600" w:hanging="360"/>
+      </w:pPr>
+      <w:rPr>
+        <w:rFonts w:ascii="Courier New" w:hAnsi="Courier New" w:hint="default"/>
+      </w:rPr>
+    </w:lvl>
+    <w:lvl w:ilvl="5" w:tplc="08090005" w:tentative="1">
+      <w:start w:val="1"/>
+      <w:numFmt w:val="bullet"/>
+      <w:lvlText w:val=""/>
+      <w:lvlJc w:val="left"/>
+      <w:pPr>
+        <w:ind w:left="4320" w:hanging="360"/>
+      </w:pPr>
+      <w:rPr>
+        <w:rFonts w:ascii="Wingdings" w:hAnsi="Wingdings" w:hint="default"/>
+      </w:rPr>
+    </w:lvl>
+    <w:lvl w:ilvl="6" w:tplc="08090001" w:tentative="1">
+      <w:start w:val="1"/>
+      <w:numFmt w:val="bullet"/>
+      <w:lvlText w:val=""/>
+      <w:lvlJc w:val="left"/>
+      <w:pPr>
+        <w:ind w:left="5040" w:hanging="360"/>
+      </w:pPr>
+      <w:rPr>
+        <w:rFonts w:ascii="Symbol" w:hAnsi="Symbol" w:hint="default"/>
+      </w:rPr>
+    </w:lvl>
+    <w:lvl w:ilvl="7" w:tplc="08090003" w:tentative="1">
+      <w:start w:val="1"/>
+      <w:numFmt w:val="bullet"/>
+      <w:lvlText w:val="o"/>
+      <w:lvlJc w:val="left"/>
+      <w:pPr>
+        <w:ind w:left="5760" w:hanging="360"/>
+      </w:pPr>
+      <w:rPr>
+        <w:rFonts w:ascii="Courier New" w:hAnsi="Courier New" w:hint="default"/>
+      </w:rPr>
+    </w:lvl>
+    <w:lvl w:ilvl="8" w:tplc="08090005" w:tentative="1">
+      <w:start w:val="1"/>
+      <w:numFmt w:val="bullet"/>
+      <w:lvlText w:val=""/>
+      <w:lvlJc w:val="left"/>
+      <w:pPr>
+        <w:ind w:left="6480" w:hanging="360"/>
+      </w:pPr>
+      <w:rPr>
+        <w:rFonts w:ascii="Wingdings" w:hAnsi="Wingdings" w:hint="default"/>
+      </w:rPr>
+    </w:lvl>
+  </w:abstractNum>
+  <w:abstractNum w:abstractNumId="5" w15:restartNumberingAfterBreak="0">
+    <w:nsid w:val="627B4A18"/>
+    <w:multiLevelType w:val="hybridMultilevel"/>
+    <w:tmpl w:val="83D06076"/>
+    <w:lvl w:ilvl="0" w:tplc="0809000F">
+      <w:start w:val="1"/>
+      <w:numFmt w:val="decimal"/>
+      <w:lvlText w:val="%1."/>
+      <w:lvlJc w:val="left"/>
+      <w:pPr>
+        <w:ind w:left="720" w:hanging="360"/>
+      </w:pPr>
+    </w:lvl>
+    <w:lvl w:ilvl="1" w:tplc="08090019" w:tentative="1">
+      <w:start w:val="1"/>
+      <w:numFmt w:val="lowerLetter"/>
+      <w:lvlText w:val="%2."/>
+      <w:lvlJc w:val="left"/>
+      <w:pPr>
+        <w:ind w:left="1440" w:hanging="360"/>
+      </w:pPr>
+    </w:lvl>
+    <w:lvl w:ilvl="2" w:tplc="0809001B" w:tentative="1">
+      <w:start w:val="1"/>
+      <w:numFmt w:val="lowerRoman"/>
+      <w:lvlText w:val="%3."/>
+      <w:lvlJc w:val="right"/>
+      <w:pPr>
+        <w:ind w:left="2160" w:hanging="180"/>
+      </w:pPr>
+    </w:lvl>
+    <w:lvl w:ilvl="3" w:tplc="0809000F" w:tentative="1">
+      <w:start w:val="1"/>
+      <w:numFmt w:val="decimal"/>
+      <w:lvlText w:val="%4."/>
+      <w:lvlJc w:val="left"/>
+      <w:pPr>
+        <w:ind w:left="2880" w:hanging="360"/>
+      </w:pPr>
+    </w:lvl>
+    <w:lvl w:ilvl="4" w:tplc="08090019" w:tentative="1">
+      <w:start w:val="1"/>
+      <w:numFmt w:val="lowerLetter"/>
+      <w:lvlText w:val="%5."/>
+      <w:lvlJc w:val="left"/>
+      <w:pPr>
+        <w:ind w:left="3600" w:hanging="360"/>
+      </w:pPr>
+    </w:lvl>
+    <w:lvl w:ilvl="5" w:tplc="0809001B" w:tentative="1">
+      <w:start w:val="1"/>
+      <w:numFmt w:val="lowerRoman"/>
+      <w:lvlText w:val="%6."/>
+      <w:lvlJc w:val="right"/>
+      <w:pPr>
+        <w:ind w:left="4320" w:hanging="180"/>
+      </w:pPr>
+    </w:lvl>
+    <w:lvl w:ilvl="6" w:tplc="0809000F" w:tentative="1">
+      <w:start w:val="1"/>
+      <w:numFmt w:val="decimal"/>
+      <w:lvlText w:val="%7."/>
+      <w:lvlJc w:val="left"/>
+      <w:pPr>
+        <w:ind w:left="5040" w:hanging="360"/>
+      </w:pPr>
+    </w:lvl>
+    <w:lvl w:ilvl="7" w:tplc="08090019" w:tentative="1">
+      <w:start w:val="1"/>
+      <w:numFmt w:val="lowerLetter"/>
+      <w:lvlText w:val="%8."/>
+      <w:lvlJc w:val="left"/>
+      <w:pPr>
+        <w:ind w:left="5760" w:hanging="360"/>
+      </w:pPr>
+    </w:lvl>
+    <w:lvl w:ilvl="8" w:tplc="0809001B" w:tentative="1">
+      <w:start w:val="1"/>
+      <w:numFmt w:val="lowerRoman"/>
+      <w:lvlText w:val="%9."/>
+      <w:lvlJc w:val="right"/>
+      <w:pPr>
+        <w:ind w:left="6480" w:hanging="180"/>
+      </w:pPr>
+    </w:lvl>
+  </w:abstractNum>
+  <w:abstractNum w:abstractNumId="6" w15:restartNumberingAfterBreak="0">
+    <w:nsid w:val="696173DF"/>
+    <w:multiLevelType w:val="hybridMultilevel"/>
+    <w:tmpl w:val="F524F1BE"/>
+    <w:lvl w:ilvl="0" w:tplc="0809000F">
+      <w:start w:val="1"/>
+      <w:numFmt w:val="decimal"/>
+      <w:lvlText w:val="%1."/>
+      <w:lvlJc w:val="left"/>
+      <w:pPr>
+        <w:ind w:left="720" w:hanging="360"/>
+      </w:pPr>
+    </w:lvl>
+    <w:lvl w:ilvl="1" w:tplc="08090019" w:tentative="1">
+      <w:start w:val="1"/>
+      <w:numFmt w:val="lowerLetter"/>
+      <w:lvlText w:val="%2."/>
+      <w:lvlJc w:val="left"/>
+      <w:pPr>
+        <w:ind w:left="1440" w:hanging="360"/>
+      </w:pPr>
+    </w:lvl>
+    <w:lvl w:ilvl="2" w:tplc="0809001B" w:tentative="1">
+      <w:start w:val="1"/>
+      <w:numFmt w:val="lowerRoman"/>
+      <w:lvlText w:val="%3."/>
+      <w:lvlJc w:val="right"/>
+      <w:pPr>
+        <w:ind w:left="2160" w:hanging="180"/>
+      </w:pPr>
+    </w:lvl>
+    <w:lvl w:ilvl="3" w:tplc="0809000F" w:tentative="1">
+      <w:start w:val="1"/>
+      <w:numFmt w:val="decimal"/>
+      <w:lvlText w:val="%4."/>
+      <w:lvlJc w:val="left"/>
+      <w:pPr>
+        <w:ind w:left="2880" w:hanging="360"/>
+      </w:pPr>
+    </w:lvl>
+    <w:lvl w:ilvl="4" w:tplc="08090019" w:tentative="1">
+      <w:start w:val="1"/>
+      <w:numFmt w:val="lowerLetter"/>
+      <w:lvlText w:val="%5."/>
+      <w:lvlJc w:val="left"/>
+      <w:pPr>
+        <w:ind w:left="3600" w:hanging="360"/>
+      </w:pPr>
+    </w:lvl>
+    <w:lvl w:ilvl="5" w:tplc="0809001B" w:tentative="1">
+      <w:start w:val="1"/>
+      <w:numFmt w:val="lowerRoman"/>
+      <w:lvlText w:val="%6."/>
+      <w:lvlJc w:val="right"/>
+      <w:pPr>
+        <w:ind w:left="4320" w:hanging="180"/>
+      </w:pPr>
+    </w:lvl>
+    <w:lvl w:ilvl="6" w:tplc="0809000F" w:tentative="1">
+      <w:start w:val="1"/>
+      <w:numFmt w:val="decimal"/>
+      <w:lvlText w:val="%7."/>
+      <w:lvlJc w:val="left"/>
+      <w:pPr>
+        <w:ind w:left="5040" w:hanging="360"/>
+      </w:pPr>
+    </w:lvl>
+    <w:lvl w:ilvl="7" w:tplc="08090019" w:tentative="1">
+      <w:start w:val="1"/>
+      <w:numFmt w:val="lowerLetter"/>
+      <w:lvlText w:val="%8."/>
+      <w:lvlJc w:val="left"/>
+      <w:pPr>
+        <w:ind w:left="5760" w:hanging="360"/>
+      </w:pPr>
+    </w:lvl>
+    <w:lvl w:ilvl="8" w:tplc="0809001B" w:tentative="1">
+      <w:start w:val="1"/>
+      <w:numFmt w:val="lowerRoman"/>
+      <w:lvlText w:val="%9."/>
+      <w:lvlJc w:val="right"/>
+      <w:pPr>
+        <w:ind w:left="6480" w:hanging="180"/>
+      </w:pPr>
+    </w:lvl>
+  </w:abstractNum>
   <w:num w:numId="1" w16cid:durableId="122118235">
+    <w:abstractNumId w:val="3"/>
+  </w:num>
+  <w:num w:numId="2" w16cid:durableId="718548983">
+    <w:abstractNumId w:val="1"/>
+  </w:num>
+  <w:num w:numId="3" w16cid:durableId="419985424">
     <w:abstractNumId w:val="2"/>
   </w:num>
-  <w:num w:numId="2" w16cid:durableId="718548983">
+  <w:num w:numId="4" w16cid:durableId="1023559416">
+    <w:abstractNumId w:val="5"/>
+  </w:num>
+  <w:num w:numId="5" w16cid:durableId="208685599">
+    <w:abstractNumId w:val="4"/>
+  </w:num>
+  <w:num w:numId="6" w16cid:durableId="406197252">
     <w:abstractNumId w:val="0"/>
   </w:num>
-  <w:num w:numId="3" w16cid:durableId="419985424">
-    <w:abstractNumId w:val="1"/>
+  <w:num w:numId="7" w16cid:durableId="556160615">
+    <w:abstractNumId w:val="6"/>
   </w:num>
 </w:numbering>
 </file>
